--- a/pagina 2 de 4.docx
+++ b/pagina 2 de 4.docx
@@ -318,7 +318,13 @@
     </w:p>
     <w:p>
       <w:r>
-        <w:t xml:space="preserve">Uno de los indicadores más claros es la alfabetización. Según ISTAT, en </w:t>
+        <w:t xml:space="preserve">Uno de los indicadores más claros es la alfabetización. </w:t>
+      </w:r>
+      <w:r>
+        <w:t>E</w:t>
+      </w:r>
+      <w:r>
+        <w:t xml:space="preserve">n </w:t>
       </w:r>
       <w:r>
         <w:rPr>
@@ -351,21 +357,35 @@
       </w:r>
       <w:proofErr w:type="spellEnd"/>
       <w:r>
-        <w:t xml:space="preserve"> mediante normas específicas en 1860 y 1861. Esto es importante </w:t>
-      </w:r>
+        <w:t xml:space="preserve"> mediante normas específicas en 1860 y 1861. </w:t>
+      </w:r>
+    </w:p>
+    <w:p>
       <w:r>
         <w:lastRenderedPageBreak/>
-        <w:t xml:space="preserve">porque muestra cómo el nuevo Estado usó la escuela para homogeneizar el país, formar funcionarios, producir ciudadanía y, de paso, difundir el italiano como lengua de referencia escrita y administrativa. </w:t>
-      </w:r>
-    </w:p>
-    <w:p>
-      <w:r>
-        <w:t xml:space="preserve">En lo lingüístico, el cuadro también era desigual. Había una lengua italiana literaria y culta, pero la vida cotidiana de la enorme mayoría transcurría en dialectos y hablas regionales. Las estadísticas actuales de ISTAT no describen directamente 1861 en términos de uso oral comparables a los de hoy, pero sí muestran dos cosas útiles: primero, que la alfabetización era bajísima al momento de la unidad; segundo, que la italianización lingüística fue un proceso lentísimo, vinculado sobre todo a la escuela, al servicio militar, a la administración y, más adelante, a la movilidad social y a los medios de comunicación. En otras palabras, Italia se unificó políticamente antes de hablar realmente una lengua común en la vida diaria. </w:t>
-      </w:r>
-    </w:p>
-    <w:p>
-      <w:r>
-        <w:t xml:space="preserve">También hubo cambios demográficos y estadísticos muy importantes. ISTAT recuerda que el </w:t>
+        <w:t xml:space="preserve">Esto es importante porque muestra cómo el nuevo Estado usó la escuela para homogeneizar el país, formar funcionarios, producir ciudadanía y, de paso, difundir el italiano como lengua de referencia escrita y administrativa. </w:t>
+      </w:r>
+    </w:p>
+    <w:p>
+      <w:r>
+        <w:t xml:space="preserve">En lo lingüístico, el cuadro también era desigual. Había una lengua italiana literaria y culta, pero la vida cotidiana de la enorme mayoría transcurría en dialectos y hablas regionales. Las estadísticas actuales </w:t>
+      </w:r>
+      <w:r>
+        <w:t>no</w:t>
+      </w:r>
+      <w:r>
+        <w:t xml:space="preserve"> describen directamente 1861 en términos de uso oral comparables a los de hoy, pero sí muestran dos cosas útiles: primero, que la alfabetización era bajísima al momento de la unidad; segundo, que la italianización lingüística fue un proceso lentísimo, vinculado sobre todo a la escuela, al servicio militar, a la administración y, más adelante, a la movilidad social y a los medios de comunicación. En otras palabras, Italia se unificó políticamente antes de hablar realmente una lengua común en la vida diaria. </w:t>
+      </w:r>
+    </w:p>
+    <w:p>
+      <w:r>
+        <w:t xml:space="preserve">También hubo cambios demográficos y estadísticos muy importantes. </w:t>
+      </w:r>
+      <w:r>
+        <w:t>E</w:t>
+      </w:r>
+      <w:r>
+        <w:t xml:space="preserve">l </w:t>
       </w:r>
       <w:r>
         <w:rPr>
@@ -459,7 +479,7 @@
     </w:p>
     <w:p>
       <w:r>
-        <w:t xml:space="preserve">En términos territoriales, el resultado final fue un Estado nacional mucho más coherente que el mosaico anterior, pero no perfectamente completo según la sensibilidad irredentista posterior. La documentación del Senado recuerda que, aun después de 1870, algunos territorios que italianos nacionalistas consideraban “italianos” —como Trento y Trieste— quedaron fuera hasta 1918. Esto no cambia el dato básico de que el Reino de Italia nació en 1861 y completó su unidad principal en 1870, pero sí explica por qué el lenguaje de la “unidad completada” a veces varía según el momento histórico desde el que se mire. </w:t>
+        <w:t xml:space="preserve">En términos territoriales, el resultado final fue un Estado nacional mucho más coherente que el mosaico anterior, pero no perfectamente completo según la sensibilidad irredentista posterior. La documentación del Senado recuerda que, aun después de 1870, algunos territorios que italianos nacionalistas consideraban “italianos” quedaron fuera hasta 1918. Esto no cambia el dato básico de que el Reino de Italia nació en 1861 y completó su unidad principal en 1870, pero sí explica por qué el lenguaje de la “unidad completada” a veces varía según el momento histórico desde el que se mire. </w:t>
       </w:r>
     </w:p>
     <w:p>
@@ -534,29 +554,6 @@
     <w:p>
       <w:r>
         <w:t xml:space="preserve">Dicho sin maquillaje: la unificación italiana fue un éxito enorme de construcción estatal y de consolidación nacional, pero no resolvió automáticamente los problemas sociales del país. Creó una nación política antes de crear una nación plenamente integrada en lo económico, lo lingüístico y lo social. Esa tensión entre unidad formal y desigualdad real acompaña a Italia desde su nacimiento como Estado. </w:t>
-      </w:r>
-    </w:p>
-    <w:p>
-      <w:r>
-        <w:t xml:space="preserve">Si </w:t>
-      </w:r>
-      <w:proofErr w:type="spellStart"/>
-      <w:r>
-        <w:t>querés</w:t>
-      </w:r>
-      <w:proofErr w:type="spellEnd"/>
-      <w:r>
-        <w:t xml:space="preserve">, en el próximo mensaje te lo bajo específicamente a </w:t>
-      </w:r>
-      <w:r>
-        <w:rPr>
-          <w:b/>
-          <w:bCs/>
-        </w:rPr>
-        <w:t>Calabria y Rossano</w:t>
-      </w:r>
-      <w:r>
-        <w:t>: cómo se sintió la unificación ahí, qué cambió en registros civiles, escuela, Iglesia, tierras, migración y vida cotidiana.</w:t>
       </w:r>
     </w:p>
     <w:p>
@@ -1200,6 +1197,7 @@
   <w:style w:type="character" w:default="1" w:styleId="Fuentedeprrafopredeter">
     <w:name w:val="Default Paragraph Font"/>
     <w:uiPriority w:val="1"/>
+    <w:semiHidden/>
     <w:unhideWhenUsed/>
   </w:style>
   <w:style w:type="table" w:default="1" w:styleId="Tablanormal">
